--- a/docs/Portal-User-Guide.docx
+++ b/docs/Portal-User-Guide.docx
@@ -695,6 +695,138 @@
                 <w:color w:val="1E2A2E"/>
               </w:rPr>
               <w:t xml:space="preserve">Three different witnesses saw how much electricity your plant made: the official meter, the inverter’s own diary, and the electric company’s bill. You write down what each witness says. Everything you type gets a loud yellow ✎ MANUAL badge — a typed number is never allowed to disguise itself as a measured one — and the system never forgets who held the pen.</w:t>
+            </w:r>
+          </w:p>
+        </w:tc>
+      </w:tr>
+    </w:tbl>
+    <w:p>
+      <w:pPr>
+        <w:spacing w:after="120"/>
+      </w:pPr>
+    </w:p>
+    <w:p>
+      <w:pPr>
+        <w:pStyle w:val="Heading1"/>
+        <w:spacing w:after="160" w:before="360"/>
+      </w:pPr>
+      <w:r>
+        <w:rPr>
+          <w:color w:val="1E2A2E"/>
+        </w:rPr>
+        <w:t xml:space="preserve">5B. ENA billing data: the official numbers (Revision R1)</w:t>
+      </w:r>
+    </w:p>
+    <w:tbl>
+      <w:tblPr>
+        <w:tblW w:type="dxa" w:w="9360"/>
+        <w:tblBorders>
+          <w:top w:val="none"/>
+          <w:left w:val="none"/>
+          <w:bottom w:val="none"/>
+          <w:right w:val="none"/>
+          <w:insideH w:val="none"/>
+          <w:insideV w:val="none"/>
+        </w:tblBorders>
+      </w:tblPr>
+      <w:tblGrid>
+        <w:gridCol w:w="9360"/>
+      </w:tblGrid>
+      <w:tr>
+        <w:tc>
+          <w:tcPr>
+            <w:tcW w:type="dxa" w:w="9360"/>
+            <w:shd w:fill="E6F0EF" w:val="clear"/>
+            <w:tcMar>
+              <w:top w:type="dxa" w:w="120"/>
+              <w:left w:type="dxa" w:w="160"/>
+              <w:bottom w:type="dxa" w:w="120"/>
+              <w:right w:type="dxa" w:w="160"/>
+            </w:tcMar>
+          </w:tcPr>
+          <w:p>
+            <w:pPr>
+              <w:spacing w:after="60"/>
+            </w:pPr>
+            <w:r>
+              <w:rPr>
+                <w:b/>
+                <w:bCs/>
+                <w:color w:val="256F6D"/>
+                <w:sz w:val="18"/>
+                <w:szCs w:val="18"/>
+              </w:rPr>
+              <w:t xml:space="preserve">CLEAR</w:t>
+            </w:r>
+          </w:p>
+          <w:p>
+            <w:r>
+              <w:rPr>
+                <w:b w:val="false"/>
+                <w:bCs w:val="false"/>
+                <w:color w:val="1E2A2E"/>
+              </w:rPr>
+              <w:t xml:space="preserve">The portal’s official generation record comes from ENA billing data, with the owner’s recorded consent — ENA already operates a certified, sealed meter at every grid connection. Bills arrive by feed, file drop, per-site request or owner upload; the parser extracts account, period, export and import; and a human analyst confirms every figure before it becomes a reading. ENA data lags 30–45 days, so periods show AWAITING_SOURCE and owners see clearly-marked provisional inverter figures until the official number lands. A coverage dashboard shows every site and period as received, awaited or overdue.</w:t>
+            </w:r>
+          </w:p>
+        </w:tc>
+      </w:tr>
+    </w:tbl>
+    <w:p>
+      <w:pPr>
+        <w:spacing w:after="120"/>
+      </w:pPr>
+    </w:p>
+    <w:tbl>
+      <w:tblPr>
+        <w:tblW w:type="dxa" w:w="9360"/>
+        <w:tblBorders>
+          <w:top w:val="none"/>
+          <w:left w:val="none"/>
+          <w:bottom w:val="none"/>
+          <w:right w:val="none"/>
+          <w:insideH w:val="none"/>
+          <w:insideV w:val="none"/>
+        </w:tblBorders>
+      </w:tblPr>
+      <w:tblGrid>
+        <w:gridCol w:w="9360"/>
+      </w:tblGrid>
+      <w:tr>
+        <w:tc>
+          <w:tcPr>
+            <w:tcW w:type="dxa" w:w="9360"/>
+            <w:shd w:fill="FAF0D8" w:val="clear"/>
+            <w:tcMar>
+              <w:top w:type="dxa" w:w="120"/>
+              <w:left w:type="dxa" w:w="160"/>
+              <w:bottom w:type="dxa" w:w="120"/>
+              <w:right w:type="dxa" w:w="160"/>
+            </w:tcMar>
+          </w:tcPr>
+          <w:p>
+            <w:pPr>
+              <w:spacing w:after="60"/>
+            </w:pPr>
+            <w:r>
+              <w:rPr>
+                <w:b/>
+                <w:bCs/>
+                <w:color w:val="846010"/>
+                <w:sz w:val="18"/>
+                <w:szCs w:val="18"/>
+              </w:rPr>
+              <w:t xml:space="preserve">ELI5 — EXPLAIN IT LIKE I’M FIVE</w:t>
+            </w:r>
+          </w:p>
+          <w:p>
+            <w:r>
+              <w:rPr>
+                <w:b w:val="false"/>
+                <w:bCs w:val="false"/>
+                <w:color w:val="1E2A2E"/>
+              </w:rPr>
+              <w:t xml:space="preserve">Instead of installing a second electricity meter on your roof, we ask the electric company — with your written permission — for the official number they already measure (they have to: they pay you for it). Their letter takes about a month, so meanwhile the portal shows your inverter’s estimate with a big “not official yet” sticker. When the letter comes, a human reads it and checks the numbers — only then do they count. And the app number will never match the official one: the inverter counts everything your panels made, ENA counts only what left the building. The difference is what you used yourself — great for your bill, but not what certificates are issued on. The portal knows this and never raises a false alarm about it.</w:t>
             </w:r>
           </w:p>
         </w:tc>
